--- a/The Dolphins' View of History/chapters/37 - Medicine and Its Cost - How Humans Learned to Heal.docx
+++ b/The Dolphins' View of History/chapters/37 - Medicine and Its Cost - How Humans Learned to Heal.docx
@@ -18,7 +18,7 @@
           <w:sz w:val="36"/>
           <w:szCs w:val="36"/>
         </w:rPr>
-        <w:t xml:space="preserve">Chapter 37: Medicine and Its Cost — How Humans Learned to Heal</w:t>
+        <w:t xml:space="preserve">1796 to Today: Medicine and Its Cost — How Humans Learned to Heal</w:t>
       </w:r>
     </w:p>
     <w:p>

--- a/The Dolphins' View of History/chapters/37 - Medicine and Its Cost - How Humans Learned to Heal.docx
+++ b/The Dolphins' View of History/chapters/37 - Medicine and Its Cost - How Humans Learned to Heal.docx
@@ -66,7 +66,15 @@
         <w:spacing w:after="200"/>
       </w:pPr>
       <w:r>
-        <w:t xml:space="preserve">Together with clean water and sanitation, these advances drove the sharpest rise in human life expectancy in the species' entire history — the global average roughly doubling within about a century, a capability jump dolphin historians rank among the most unambiguously positive in this entire book, with none of the usual atrocity attached.</w:t>
+        <w:t xml:space="preserve">Together with clean water and sanitation, these advances drove the sharpest rise in human life expectancy in the species' entire history — the global average roughly doubling within about a century, a capability jump dolphin historians rank among the most positive in this entire book.</w:t>
+      </w:r>
+    </w:p>
+    <w:p>
+      <w:pPr>
+        <w:spacing w:after="200"/>
+      </w:pPr>
+      <w:r>
+        <w:t xml:space="preserve">Not all of it was clean. From 1932 to 1972 the United States Public Health Service ran a study in Tuskegee, Alabama, that followed hundreds of Black men with syphilis without treating them, and kept them from treatment even after penicillin became the standard cure. The study ended only after a whistleblower went to the press. Its legacy, a well-earned distrust, outlived it by decades.</w:t>
       </w:r>
     </w:p>
     <w:p>
@@ -114,7 +122,7 @@
           <w:i/>
           <w:iCs/>
         </w:rPr>
-        <w:t xml:space="preserve">Dolphin historians close this chapter noting their own species' relationship to all of it is refreshingly simple: no dolphin has ever needed a doctor, filed an insurance claim, or gone without a medication it could not afford. Dolphin health management is simply a matter of not getting sick in the first place, a strategy with an excellent success rate and no paperwork — though dolphin historians concede this is easier to maintain without cities, agriculture, or sedentary living to manage in the first place.</w:t>
+        <w:t xml:space="preserve">Dolphin historians close this chapter with an admission. Dolphins have no medicine, and in 1987–88 and again in 2013–15 a measles-like virus, the dolphin morbillivirus, killed bottlenose dolphins by the hundreds along the Atlantic coast of the United States. Nobody treated them. The dolphins note that this is what life without the human hand looks like when the illness arrives, and that they do not recommend it.</w:t>
       </w:r>
     </w:p>
     <w:p>
@@ -138,7 +146,7 @@
           <w:i/>
           <w:iCs/>
         </w:rPr>
-        <w:t xml:space="preserve">No chapter in this book shows a cleaner rise from human ingenuity: vaccination, antiseptic surgery, and antibiotics together bought this species more added years of life, more quickly, than any war ever cost it. What follows the rise is a now-familiar shape all the same — medicine that could be almost free to produce became, in places, unaffordable to the people who needed it most, and the industry that ended centuries of death by infection also spent a decade selling addiction as pain relief. Dolphins have no medicine and no doctors. They also, dolphin historians note with some restraint, have no bill.</w:t>
+        <w:t xml:space="preserve">Few chapters in this book show a cleaner rise from human ingenuity: vaccination, antiseptic surgery, and antibiotics together bought this species more added years of life, more quickly, than any war ever cost it. What follows the rise is a now-familiar shape all the same — medicine that could be almost free to produce became, in places, unaffordable to the people who needed it most, and the industry that ended centuries of death by infection also spent a decade selling addiction as pain relief. Dolphins have no doctors. They also, dolphin historians note with some restraint, have no bill.</w:t>
       </w:r>
     </w:p>
     <w:sectPr>
